--- a/AI_Agents_and_Advanced_Fine_Tuning_Bootcamp/Catalogue/AI_Agents_Bootcamp_Course_Catalogue.docx
+++ b/AI_Agents_and_Advanced_Fine_Tuning_Bootcamp/Catalogue/AI_Agents_Bootcamp_Course_Catalogue.docx
@@ -48,7 +48,7 @@
           <w:color w:val="333333"/>
           <w:sz w:val="22"/>
         </w:rPr>
-        <w:t>Start date: Sunday, June 7, 2026</w:t>
+        <w:t>Start date: Sunday, October 4, 2026</w:t>
       </w:r>
     </w:p>
     <w:p>
@@ -84,7 +84,7 @@
           <w:color w:val="333333"/>
           <w:sz w:val="22"/>
         </w:rPr>
-        <w:t>Schedule: Sundays 11 AM PST (main session). Tuesday and Thursday 7 to 10 PM PST (labs). Wednesday 8:30 to 10 AM PST (summary and quiz).</w:t>
+        <w:t>Schedule: Sundays 11 AM to 1 PM PT (main session) and 5 to 9 PM PT (lab block). Tuesday and Thursday 7 to 10 PM PT (labs). Wednesday 8:30 to 10 AM PT (summary and quiz).</w:t>
       </w:r>
     </w:p>
     <w:p>
@@ -169,7 +169,7 @@
           <w:color w:val="333333"/>
           <w:sz w:val="22"/>
         </w:rPr>
-        <w:t>Optimize prompts programmatically with DSPy, GEPA, ORPO, and TextGrad.</w:t>
+        <w:t>Optimize prompts programmatically with DSPy, GEPA, OPRO, and TextGrad.</w:t>
       </w:r>
     </w:p>
     <w:p>
@@ -415,7 +415,7 @@
               <w:rPr>
                 <w:sz w:val="20"/>
               </w:rPr>
-              <w:t>MCP, FastMCP, Google ADK, LangGraph, A2A, Agent Cards, Nanda, Cisco Agency.</w:t>
+              <w:t>MCP, FastMCP, Google ADK, LangGraph, A2A, Agent Cards, Nanda, Cisco's AGNTCY initiative.</w:t>
             </w:r>
           </w:p>
         </w:tc>
@@ -475,7 +475,7 @@
               <w:rPr>
                 <w:sz w:val="20"/>
               </w:rPr>
-              <w:t>CO-STAR, DSPy (COPRO, MIPRO), GEPA, TextGrad, ORPO.</w:t>
+              <w:t>CO-STAR, DSPy (COPRO, MIPRO), GEPA, TextGrad, OPRO.</w:t>
             </w:r>
           </w:p>
         </w:tc>
@@ -674,7 +674,7 @@
           <w:color w:val="333333"/>
           <w:sz w:val="22"/>
         </w:rPr>
-        <w:t>Register at proxiant.com/bootcamp or email info@proxiant.com. Day 1 (June 7, 2026) is open to all interested participants free of charge.</w:t>
+        <w:t>Register at https://proxiant.ai/training or email info@proxiant.com. Day 1 (October 4, 2026) is open to all interested participants free of charge.</w:t>
       </w:r>
     </w:p>
     <w:p>
@@ -794,7 +794,7 @@
               <w:rPr>
                 <w:sz w:val="20"/>
               </w:rPr>
-              <w:t>June 7</w:t>
+              <w:t>October 4</w:t>
             </w:r>
           </w:p>
         </w:tc>
@@ -852,7 +852,7 @@
               <w:rPr>
                 <w:sz w:val="20"/>
               </w:rPr>
-              <w:t>June 14</w:t>
+              <w:t>October 11</w:t>
             </w:r>
           </w:p>
         </w:tc>
@@ -910,7 +910,7 @@
               <w:rPr>
                 <w:sz w:val="20"/>
               </w:rPr>
-              <w:t>June 21</w:t>
+              <w:t>October 18</w:t>
             </w:r>
           </w:p>
         </w:tc>
@@ -968,7 +968,7 @@
               <w:rPr>
                 <w:sz w:val="20"/>
               </w:rPr>
-              <w:t>June 28</w:t>
+              <w:t>October 25</w:t>
             </w:r>
           </w:p>
         </w:tc>
@@ -996,7 +996,7 @@
               <w:rPr>
                 <w:sz w:val="20"/>
               </w:rPr>
-              <w:t>From CO-STAR to DSPy, GEPA, TextGrad, and ORPO</w:t>
+              <w:t>From CO-STAR to DSPy, GEPA, TextGrad, and OPRO</w:t>
             </w:r>
           </w:p>
         </w:tc>
@@ -1026,7 +1026,7 @@
               <w:rPr>
                 <w:sz w:val="20"/>
               </w:rPr>
-              <w:t>July 5</w:t>
+              <w:t>November 1</w:t>
             </w:r>
           </w:p>
         </w:tc>
@@ -1084,7 +1084,7 @@
               <w:rPr>
                 <w:sz w:val="20"/>
               </w:rPr>
-              <w:t>July 12</w:t>
+              <w:t>November 8</w:t>
             </w:r>
           </w:p>
         </w:tc>
@@ -1142,7 +1142,7 @@
               <w:rPr>
                 <w:sz w:val="20"/>
               </w:rPr>
-              <w:t>July 19</w:t>
+              <w:t>November 15</w:t>
             </w:r>
           </w:p>
         </w:tc>
@@ -1200,7 +1200,7 @@
               <w:rPr>
                 <w:sz w:val="20"/>
               </w:rPr>
-              <w:t>July 26</w:t>
+              <w:t>November 22</w:t>
             </w:r>
           </w:p>
         </w:tc>
@@ -1258,7 +1258,7 @@
               <w:rPr>
                 <w:sz w:val="20"/>
               </w:rPr>
-              <w:t>August 2</w:t>
+              <w:t>November 29</w:t>
             </w:r>
           </w:p>
         </w:tc>
@@ -1316,7 +1316,7 @@
               <w:rPr>
                 <w:sz w:val="20"/>
               </w:rPr>
-              <w:t>August 9</w:t>
+              <w:t>December 6</w:t>
             </w:r>
           </w:p>
         </w:tc>
@@ -1374,7 +1374,7 @@
               <w:rPr>
                 <w:sz w:val="20"/>
               </w:rPr>
-              <w:t>August 16</w:t>
+              <w:t>December 13</w:t>
             </w:r>
           </w:p>
         </w:tc>
@@ -1432,7 +1432,7 @@
               <w:rPr>
                 <w:sz w:val="20"/>
               </w:rPr>
-              <w:t>August 23</w:t>
+              <w:t>December 20</w:t>
             </w:r>
           </w:p>
         </w:tc>

--- a/AI_Agents_and_Advanced_Fine_Tuning_Bootcamp/Catalogue/AI_Agents_Bootcamp_Course_Catalogue.docx
+++ b/AI_Agents_and_Advanced_Fine_Tuning_Bootcamp/Catalogue/AI_Agents_Bootcamp_Course_Catalogue.docx
@@ -608,7 +608,7 @@
           <w:color w:val="333333"/>
           <w:sz w:val="22"/>
         </w:rPr>
-        <w:t>PCAP-Agents certificate on passing the final exam (separate from the standard PCAP).</w:t>
+        <w:t>PCAIP-Agents certificate on passing the final exam (separate from the standard PCAIP).</w:t>
       </w:r>
     </w:p>
     <w:p>

--- a/AI_Agents_and_Advanced_Fine_Tuning_Bootcamp/Catalogue/AI_Agents_Bootcamp_Course_Catalogue.docx
+++ b/AI_Agents_and_Advanced_Fine_Tuning_Bootcamp/Catalogue/AI_Agents_Bootcamp_Course_Catalogue.docx
@@ -66,7 +66,7 @@
           <w:color w:val="333333"/>
           <w:sz w:val="22"/>
         </w:rPr>
-        <w:t>Format: Hybrid (in-person at Fremont campus, live Zoom, or both)</w:t>
+        <w:t>Format: Hybrid (in-person at Frisco campus, live Zoom, or both)</w:t>
       </w:r>
     </w:p>
     <w:p>
@@ -560,7 +560,7 @@
           <w:color w:val="333333"/>
           <w:sz w:val="22"/>
         </w:rPr>
-        <w:t>Access to the Proxiant Ray cluster: 20+ GPU servers, 40+ NVIDIA GPUs (RTX PRO 6000 Blackwell, RTX 5090, RTX 4090).</w:t>
+        <w:t>Access to the Proxiant Ray cluster: dedicated GPU servers (NVIDIA RTX PRO 6000 Blackwell, RTX 5090, RTX 4090).</w:t>
       </w:r>
     </w:p>
     <w:p>
